--- a/task130/target/tenter_house_closure_procedure.docx
+++ b/task130/target/tenter_house_closure_procedure.docx
@@ -110,7 +110,7 @@
           <w:b w:val="0"/>
           <w:i w:val="0"/>
         </w:rPr>
-        <w:t>5.  A replacement unit has the number of bedrooms the household needs as assessed at the date of this note: the latest bedroom-need review on the system, or the need at the decision where there has been no review. Households needing four or more bedrooms get a four-bedroom unit.</w:t>
+        <w:t>5.  A replacement unit has the number of bedrooms the household will need on 1 April 2027 under Part 3 of the allocations scheme, counting the people listed on its application on 30 September 2026. Households needing four or more bedrooms get a four-bedroom unit, the largest Lot 3 size.</w:t>
       </w:r>
     </w:p>
     <w:p>
